--- a/docs/docx/06_References.docx
+++ b/docs/docx/06_References.docx
@@ -93,7 +93,7 @@
           <w:color w:val="29B5E8"/>
           <w:sz w:val="19"/>
         </w:rPr>
-        <w:t>dfreriks-snow/sap-bdc-sales-360</w:t>
+        <w:t>sfc-gh-dfreriks/sap-bdc-sales-360</w:t>
       </w:r>
       <w:r>
         <w:rPr>
@@ -101,7 +101,7 @@
           <w:color w:val="29B5E8"/>
           <w:sz w:val="20"/>
         </w:rPr>
-        <w:t xml:space="preserve"> (https://github.com/dfreriks-snow/sap-bdc-sales-360)</w:t>
+        <w:t xml:space="preserve"> (https://github.com/sfc-gh-dfreriks/sap-bdc-sales-360)</w:t>
       </w:r>
     </w:p>
     <w:tbl>
@@ -2392,7 +2392,7 @@
           <w:color w:val="29B5E8"/>
           <w:sz w:val="19"/>
         </w:rPr>
-        <w:t>dfreriks-snow/sap-bdc-finance-360</w:t>
+        <w:t>sfc-gh-dfreriks/sap-bdc-finance-360</w:t>
       </w:r>
       <w:r>
         <w:rPr>
@@ -2400,7 +2400,7 @@
           <w:color w:val="29B5E8"/>
           <w:sz w:val="20"/>
         </w:rPr>
-        <w:t xml:space="preserve"> (https://github.com/dfreriks-snow/sap-bdc-finance-360)</w:t>
+        <w:t xml:space="preserve"> (https://github.com/sfc-gh-dfreriks/sap-bdc-finance-360)</w:t>
       </w:r>
     </w:p>
     <w:p>
